--- a/SymboFlow_Documentation.docx
+++ b/SymboFlow_Documentation.docx
@@ -4,328 +4,340 @@
   <w:body>
     <w:p>
       <w:pPr>
+        <w:pStyle w:val="Title"/>
+        <w:spacing w:after="400"/>
+        <w:jc w:val="center"/>
+      </w:pPr>
+      <w:r>
+        <w:t xml:space="preserve">SymboFlow System Documentation</w:t>
+      </w:r>
+    </w:p>
+    <w:p>
+      <w:pPr>
+        <w:spacing w:after="400"/>
+        <w:jc w:val="center"/>
+      </w:pPr>
+      <w:r>
+        <w:t xml:space="preserve">Last Updated: June 11, 2026</w:t>
+      </w:r>
+    </w:p>
+    <w:p>
+      <w:pPr>
         <w:pStyle w:val="Heading1"/>
       </w:pPr>
       <w:r>
-        <w:t xml:space="preserve">SymboFlow System Documentation</w:t>
-      </w:r>
-    </w:p>
-    <w:p>
-      <w:pPr>
-        <w:spacing w:after="200" w:before="400"/>
-      </w:pPr>
-      <w:r>
-        <w:rPr>
-          <w:b/>
-          <w:bCs/>
-          <w:sz w:val="28"/>
-          <w:szCs w:val="28"/>
-        </w:rPr>
-        <w:t xml:space="preserve">1. System Purpose</w:t>
-      </w:r>
-    </w:p>
-    <w:p>
-      <w:r>
-        <w:t xml:space="preserve">SymboFlow is a modern, context-driven project management platform designed to streamline team collaboration. Rather than relying heavily on traditional forms and deep menus, SymboFlow revolves around an intelligent Activity Feed and a contextual Composer. Users can effortlessly link tasks, tickets, people, and projects simply by tagging them in a conversational feed.</w:t>
-      </w:r>
-    </w:p>
-    <w:p>
-      <w:pPr>
-        <w:spacing w:after="200" w:before="400"/>
-      </w:pPr>
-      <w:r>
-        <w:rPr>
-          <w:b/>
-          <w:bCs/>
-          <w:sz w:val="28"/>
-          <w:szCs w:val="28"/>
-        </w:rPr>
-        <w:t xml:space="preserve">2. Core Features</w:t>
-      </w:r>
-    </w:p>
-    <w:p>
-      <w:pPr>
-        <w:pStyle w:val="ListParagraph"/>
-        <w:numPr>
-          <w:ilvl w:val="0"/>
-          <w:numId w:val="1"/>
-        </w:numPr>
-      </w:pPr>
-      <w:r>
-        <w:rPr>
-          <w:b/>
-          <w:bCs/>
-        </w:rPr>
-        <w:t xml:space="preserve">OmniSearch &amp; Contextual Tagging:</w:t>
-      </w:r>
-      <w:r>
-        <w:t xml:space="preserve"> Type '#' for Projects/Tasks, '@' for People/Groups, '!' for Tickets, '*' for Milestones, or '&amp;' for Systems. The Composer instantly provides intelligent autocomplete suggestions, linking records dynamically.</w:t>
-      </w:r>
-    </w:p>
-    <w:p>
-      <w:pPr>
-        <w:pStyle w:val="ListParagraph"/>
-        <w:numPr>
-          <w:ilvl w:val="0"/>
-          <w:numId w:val="1"/>
-        </w:numPr>
-      </w:pPr>
-      <w:r>
-        <w:rPr>
-          <w:b/>
-          <w:bCs/>
-        </w:rPr>
-        <w:t xml:space="preserve">Role-Based Access Control (RBAC):</w:t>
-      </w:r>
-      <w:r>
-        <w:t xml:space="preserve"> Robust data security ensuring that standard members only see Projects, Tasks, and Tickets they are explicitly assigned to, while Admins retain global visibility.</w:t>
-      </w:r>
-    </w:p>
-    <w:p>
-      <w:pPr>
-        <w:pStyle w:val="ListParagraph"/>
-        <w:numPr>
-          <w:ilvl w:val="0"/>
-          <w:numId w:val="1"/>
-        </w:numPr>
-      </w:pPr>
-      <w:r>
-        <w:rPr>
-          <w:b/>
-          <w:bCs/>
-        </w:rPr>
-        <w:t xml:space="preserve">Real-time Activity Feed:</w:t>
-      </w:r>
-      <w:r>
-        <w:t xml:space="preserve"> Powered by WebSockets, the central feed updates instantly across the team without refreshing. Feed items naturally thread together with a powerful nested reply system.</w:t>
-      </w:r>
-    </w:p>
-    <w:p>
-      <w:pPr>
-        <w:pStyle w:val="ListParagraph"/>
-        <w:numPr>
-          <w:ilvl w:val="0"/>
-          <w:numId w:val="1"/>
-        </w:numPr>
-      </w:pPr>
-      <w:r>
-        <w:rPr>
-          <w:b/>
-          <w:bCs/>
-        </w:rPr>
-        <w:t xml:space="preserve">Rich Entity Management:</w:t>
-      </w:r>
-      <w:r>
-        <w:t xml:space="preserve"> Easily create and link Projects, Tasks, Tickets, Systems, Milestones, Users, and Groups through the slide-out Management Drawer.</w:t>
-      </w:r>
-    </w:p>
-    <w:p>
-      <w:pPr>
-        <w:pStyle w:val="ListParagraph"/>
-        <w:numPr>
-          <w:ilvl w:val="0"/>
-          <w:numId w:val="1"/>
-        </w:numPr>
-      </w:pPr>
-      <w:r>
-        <w:rPr>
-          <w:b/>
-          <w:bCs/>
-        </w:rPr>
-        <w:t xml:space="preserve">Universal Entity List View:</w:t>
-      </w:r>
-      <w:r>
-        <w:t xml:space="preserve"> A centralized table management screen to see and manage all Projects, Tasks, Tickets, Users, and Groups at a glance. Supports real-time dynamic status updates and full CRUD actions (Edit, Delete, and Mark Done) via clean, hoverable icon buttons.</w:t>
-      </w:r>
-    </w:p>
-    <w:p>
-      <w:pPr>
-        <w:pStyle w:val="ListParagraph"/>
-        <w:numPr>
-          <w:ilvl w:val="0"/>
-          <w:numId w:val="1"/>
-        </w:numPr>
-      </w:pPr>
-      <w:r>
-        <w:rPr>
-          <w:b/>
-          <w:bCs/>
-        </w:rPr>
-        <w:t xml:space="preserve">Dynamic Smart Statuses:</w:t>
-      </w:r>
-      <w:r>
-        <w:t xml:space="preserve"> Tasks and Tickets automatically calculate their status (New, Ongoing, Overdue, or Done) based on their start/due dates and current real-world time. This eliminates manual status-shifting busywork for standard operational tracking.</w:t>
-      </w:r>
-    </w:p>
-    <w:p>
-      <w:pPr>
-        <w:spacing w:after="200" w:before="400"/>
-      </w:pPr>
-      <w:r>
-        <w:rPr>
-          <w:b/>
-          <w:bCs/>
-          <w:sz w:val="28"/>
-          <w:szCs w:val="28"/>
-        </w:rPr>
-        <w:t xml:space="preserve">3. Layout &amp; User Interface</w:t>
-      </w:r>
-    </w:p>
-    <w:p>
-      <w:r>
-        <w:t xml:space="preserve">The user interface utilizes a premium 'glassmorphic' design philosophy with dynamic blurring, smooth transitions, and integrated Dark/Light modes to reduce cognitive load and look stunning. The layout consists of three primary zones:</w:t>
-      </w:r>
-    </w:p>
-    <w:p>
-      <w:pPr>
-        <w:pStyle w:val="ListParagraph"/>
-        <w:numPr>
-          <w:ilvl w:val="0"/>
-          <w:numId w:val="1"/>
-        </w:numPr>
-      </w:pPr>
-      <w:r>
-        <w:rPr>
-          <w:b/>
-          <w:bCs/>
-        </w:rPr>
-        <w:t xml:space="preserve">Left Sidebar:</w:t>
-      </w:r>
-      <w:r>
-        <w:t xml:space="preserve"> Provides quick navigation across core spaces (Home, Explore, Settings). It also houses the universal 'Manage' button to open the entity creation drawer, the Theme toggle, and the active User Profile/Logout controls.</w:t>
-      </w:r>
-    </w:p>
-    <w:p>
-      <w:pPr>
-        <w:pStyle w:val="ListParagraph"/>
-        <w:numPr>
-          <w:ilvl w:val="0"/>
-          <w:numId w:val="1"/>
-        </w:numPr>
-      </w:pPr>
-      <w:r>
-        <w:rPr>
-          <w:b/>
-          <w:bCs/>
-        </w:rPr>
-        <w:t xml:space="preserve">Center Stage (Feed):</w:t>
-      </w:r>
-      <w:r>
-        <w:t xml:space="preserve"> The focal point of the application. It contains the intelligent Composer input at the top, followed by a chronological, real-time list of updates, tickets, and mentions relevant to the user.</w:t>
-      </w:r>
-    </w:p>
-    <w:p>
-      <w:pPr>
-        <w:pStyle w:val="ListParagraph"/>
-        <w:numPr>
-          <w:ilvl w:val="0"/>
-          <w:numId w:val="1"/>
-        </w:numPr>
-      </w:pPr>
-      <w:r>
-        <w:rPr>
-          <w:b/>
-          <w:bCs/>
-        </w:rPr>
-        <w:t xml:space="preserve">Right Dashboard Panel:</w:t>
-      </w:r>
-      <w:r>
-        <w:t xml:space="preserve"> Provides high-level operational statistics at a glance, automatically filtered by the user's access level. Displays total projects, task completion status, overdue items, and upcoming milestones.</w:t>
-      </w:r>
-    </w:p>
-    <w:p>
-      <w:pPr>
-        <w:spacing w:after="200" w:before="400"/>
-      </w:pPr>
-      <w:r>
-        <w:rPr>
-          <w:b/>
-          <w:bCs/>
-          <w:sz w:val="28"/>
-          <w:szCs w:val="28"/>
-        </w:rPr>
-        <w:t xml:space="preserve">4. Technical Architecture</w:t>
-      </w:r>
-    </w:p>
-    <w:p>
-      <w:r>
-        <w:t xml:space="preserve">SymboFlow leverages a modern Javascript stack:</w:t>
-      </w:r>
-    </w:p>
-    <w:p>
-      <w:pPr>
-        <w:pStyle w:val="ListParagraph"/>
-        <w:numPr>
-          <w:ilvl w:val="0"/>
-          <w:numId w:val="1"/>
-        </w:numPr>
-      </w:pPr>
-      <w:r>
-        <w:rPr>
-          <w:b/>
-          <w:bCs/>
-        </w:rPr>
-        <w:t xml:space="preserve">Frontend:</w:t>
-      </w:r>
-      <w:r>
-        <w:t xml:space="preserve"> React 19 built with Vite, styled elegantly with Tailwind CSS 4, utilizing Motion (Framer Motion) for fluid UI micro-interactions.</w:t>
-      </w:r>
-    </w:p>
-    <w:p>
-      <w:pPr>
-        <w:pStyle w:val="ListParagraph"/>
-        <w:numPr>
-          <w:ilvl w:val="0"/>
-          <w:numId w:val="1"/>
-        </w:numPr>
-      </w:pPr>
-      <w:r>
-        <w:rPr>
-          <w:b/>
-          <w:bCs/>
-        </w:rPr>
-        <w:t xml:space="preserve">Backend Engine:</w:t>
-      </w:r>
-      <w:r>
-        <w:t xml:space="preserve"> Node.js and Express powering RESTful endpoints, augmented by Socket.io for bi-directional realtime events.</w:t>
-      </w:r>
-    </w:p>
-    <w:p>
-      <w:pPr>
-        <w:pStyle w:val="ListParagraph"/>
-        <w:numPr>
-          <w:ilvl w:val="0"/>
-          <w:numId w:val="1"/>
-        </w:numPr>
-      </w:pPr>
-      <w:r>
-        <w:rPr>
-          <w:b/>
-          <w:bCs/>
-        </w:rPr>
-        <w:t xml:space="preserve">Database Layer:</w:t>
-      </w:r>
-      <w:r>
-        <w:t xml:space="preserve"> Microsoft SQL Server (MSSQL) serves as the persistent relational backbone, maintaining complex linkages between hierarchical data points securely.</w:t>
-      </w:r>
-    </w:p>
-    <w:p>
-      <w:pPr>
-        <w:pStyle w:val="ListParagraph"/>
-        <w:numPr>
-          <w:ilvl w:val="0"/>
-          <w:numId w:val="1"/>
-        </w:numPr>
-      </w:pPr>
-      <w:r>
-        <w:rPr>
-          <w:b/>
-          <w:bCs/>
-        </w:rPr>
-        <w:t xml:space="preserve">Security:</w:t>
-      </w:r>
-      <w:r>
-        <w:t xml:space="preserve"> Secure password hashing via bcryptjs, and strict middleware enforcing project-level permissions and dynamic feed filtering based on complex tag intersection logic.</w:t>
+        <w:t xml:space="preserve">1. Introduction</w:t>
+      </w:r>
+    </w:p>
+    <w:p>
+      <w:r>
+        <w:t xml:space="preserve">SymboFlow is a modern, real-time project management and ticketing platform designed to streamline cross-departmental operations (e.g., HR, Admin, IT Developer, IT Support). By merging project tracking with live social collaboration, SymboFlow ensures total transparency and rapid issue resolution.</w:t>
+      </w:r>
+    </w:p>
+    <w:p>
+      <w:pPr>
+        <w:pStyle w:val="Heading1"/>
+      </w:pPr>
+      <w:r>
+        <w:t xml:space="preserve">2. Technical Architecture</w:t>
+      </w:r>
+    </w:p>
+    <w:p>
+      <w:r>
+        <w:t xml:space="preserve">The platform operates on a robust, scalable technology stack:</w:t>
+      </w:r>
+    </w:p>
+    <w:p>
+      <w:pPr>
+        <w:pStyle w:val="ListParagraph"/>
+        <w:numPr>
+          <w:ilvl w:val="0"/>
+          <w:numId w:val="1"/>
+        </w:numPr>
+      </w:pPr>
+      <w:r>
+        <w:t xml:space="preserve">• Frontend: React.js (Vite), styled with TailwindCSS for a highly responsive UI.</w:t>
+      </w:r>
+    </w:p>
+    <w:p>
+      <w:pPr>
+        <w:pStyle w:val="ListParagraph"/>
+        <w:numPr>
+          <w:ilvl w:val="0"/>
+          <w:numId w:val="1"/>
+        </w:numPr>
+      </w:pPr>
+      <w:r>
+        <w:t xml:space="preserve">• Backend API: Node.js with Express.js.</w:t>
+      </w:r>
+    </w:p>
+    <w:p>
+      <w:pPr>
+        <w:pStyle w:val="ListParagraph"/>
+        <w:numPr>
+          <w:ilvl w:val="0"/>
+          <w:numId w:val="1"/>
+        </w:numPr>
+      </w:pPr>
+      <w:r>
+        <w:t xml:space="preserve">• Real-Time Engine: Socket.io for live bidirectional communication.</w:t>
+      </w:r>
+    </w:p>
+    <w:p>
+      <w:pPr>
+        <w:pStyle w:val="ListParagraph"/>
+        <w:numPr>
+          <w:ilvl w:val="0"/>
+          <w:numId w:val="1"/>
+        </w:numPr>
+      </w:pPr>
+      <w:r>
+        <w:t xml:space="preserve">• Database: Supabase (PostgreSQL) providing persistent, structured storage.</w:t>
+      </w:r>
+    </w:p>
+    <w:p>
+      <w:pPr>
+        <w:pStyle w:val="Heading1"/>
+      </w:pPr>
+      <w:r>
+        <w:t xml:space="preserve">3. Core Features &amp; Capabilities</w:t>
+      </w:r>
+    </w:p>
+    <w:p>
+      <w:pPr>
+        <w:pStyle w:val="Heading2"/>
+      </w:pPr>
+      <w:r>
+        <w:t xml:space="preserve">3.1. Responsive 3-Column Interface</w:t>
+      </w:r>
+    </w:p>
+    <w:p>
+      <w:r>
+        <w:t xml:space="preserve">The UI features a dynamic layout consisting of a Navigation Sidebar, a Central Feed/List view, and a Right Analytics Panel. Both sidebars can be collapsed to expand the central workspace by 50% on smaller screens.</w:t>
+      </w:r>
+    </w:p>
+    <w:p>
+      <w:pPr>
+        <w:pStyle w:val="Heading2"/>
+      </w:pPr>
+      <w:r>
+        <w:t xml:space="preserve">3.2. Social Feed &amp; Collaboration</w:t>
+      </w:r>
+    </w:p>
+    <w:p>
+      <w:r>
+        <w:t xml:space="preserve">A central timeline where users can post updates and add comments to specific Tasks or Tickets. Powered by Socket.io, every comment or status update instantly broadcasts to all connected clients without requiring a page refresh.</w:t>
+      </w:r>
+    </w:p>
+    <w:p>
+      <w:pPr>
+        <w:pStyle w:val="Heading2"/>
+      </w:pPr>
+      <w:r>
+        <w:t xml:space="preserve">3.3. Task &amp; Ticket Lifecycle</w:t>
+      </w:r>
+    </w:p>
+    <w:p>
+      <w:r>
+        <w:t xml:space="preserve">SymboFlow tracks the entire lifecycle of work items with granular timestamping. The standard workflow follows a precise sequence:</w:t>
+      </w:r>
+    </w:p>
+    <w:p>
+      <w:pPr>
+        <w:pStyle w:val="ListParagraph"/>
+        <w:numPr>
+          <w:ilvl w:val="0"/>
+          <w:numId w:val="1"/>
+        </w:numPr>
+      </w:pPr>
+      <w:r>
+        <w:t xml:space="preserve">• New / Open: The default state upon creation.</w:t>
+      </w:r>
+    </w:p>
+    <w:p>
+      <w:pPr>
+        <w:pStyle w:val="ListParagraph"/>
+        <w:numPr>
+          <w:ilvl w:val="0"/>
+          <w:numId w:val="1"/>
+        </w:numPr>
+      </w:pPr>
+      <w:r>
+        <w:t xml:space="preserve">• Ongoing: Triggered when a user clicks 'Start Work'. The system logs the StartDate.</w:t>
+      </w:r>
+    </w:p>
+    <w:p>
+      <w:pPr>
+        <w:pStyle w:val="ListParagraph"/>
+        <w:numPr>
+          <w:ilvl w:val="0"/>
+          <w:numId w:val="1"/>
+        </w:numPr>
+      </w:pPr>
+      <w:r>
+        <w:t xml:space="preserve">• Done: Triggered when marked complete. The system logs the DoneDate.</w:t>
+      </w:r>
+    </w:p>
+    <w:p>
+      <w:pPr>
+        <w:pStyle w:val="ListParagraph"/>
+        <w:numPr>
+          <w:ilvl w:val="0"/>
+          <w:numId w:val="1"/>
+        </w:numPr>
+      </w:pPr>
+      <w:r>
+        <w:t xml:space="preserve">• Closed: Marks the task as verified. Logs the ClosedDate.</w:t>
+      </w:r>
+    </w:p>
+    <w:p>
+      <w:pPr>
+        <w:pStyle w:val="ListParagraph"/>
+        <w:numPr>
+          <w:ilvl w:val="0"/>
+          <w:numId w:val="1"/>
+        </w:numPr>
+      </w:pPr>
+      <w:r>
+        <w:t xml:space="preserve">• Archived: Hides the task from active view. Logs the ArchivedDate.</w:t>
+      </w:r>
+    </w:p>
+    <w:p>
+      <w:pPr>
+        <w:pStyle w:val="ListParagraph"/>
+        <w:numPr>
+          <w:ilvl w:val="0"/>
+          <w:numId w:val="1"/>
+        </w:numPr>
+      </w:pPr>
+      <w:r>
+        <w:t xml:space="preserve">• Reopen: Any completed, closed, or archived task can be reopened, resetting the state to 'Ongoing' and logging the ReopenedDate.</w:t>
+      </w:r>
+    </w:p>
+    <w:p>
+      <w:pPr>
+        <w:pStyle w:val="Heading2"/>
+      </w:pPr>
+      <w:r>
+        <w:t xml:space="preserve">3.4. Smart Statuses &amp; Performance Calculation</w:t>
+      </w:r>
+    </w:p>
+    <w:p>
+      <w:r>
+        <w:t xml:space="preserve">The system automatically assesses tasks and assigns dynamic badges. A task is 'Overdue' if the current date exceeds the DueDate. It is labeled 'High Priority' if it is within 3 days of the deadline. The system also calculates Performance by comparing the 'Target Days' (Start to Due) against the 'Actual Days' (Start to Done).</w:t>
+      </w:r>
+    </w:p>
+    <w:p>
+      <w:pPr>
+        <w:pStyle w:val="Heading1"/>
+      </w:pPr>
+      <w:r>
+        <w:t xml:space="preserve">4. Database Schema Overview</w:t>
+      </w:r>
+    </w:p>
+    <w:p>
+      <w:r>
+        <w:t xml:space="preserve">The underlying PostgreSQL tables manage all entity relationships:</w:t>
+      </w:r>
+    </w:p>
+    <w:p>
+      <w:pPr>
+        <w:pStyle w:val="Heading3"/>
+      </w:pPr>
+      <w:r>
+        <w:t xml:space="preserve">Users Table</w:t>
+      </w:r>
+    </w:p>
+    <w:p>
+      <w:r>
+        <w:t xml:space="preserve">Stores user profiles including Name, Department, Avatar, and Status.</w:t>
+      </w:r>
+    </w:p>
+    <w:p>
+      <w:pPr>
+        <w:pStyle w:val="Heading3"/>
+      </w:pPr>
+      <w:r>
+        <w:t xml:space="preserve">Projects Table</w:t>
+      </w:r>
+    </w:p>
+    <w:p>
+      <w:r>
+        <w:t xml:space="preserve">Encapsulates high-level objectives (Id, Name, Description, CreatedAt).</w:t>
+      </w:r>
+    </w:p>
+    <w:p>
+      <w:pPr>
+        <w:pStyle w:val="Heading3"/>
+      </w:pPr>
+      <w:r>
+        <w:t xml:space="preserve">Tasks &amp; Tickets Tables</w:t>
+      </w:r>
+    </w:p>
+    <w:p>
+      <w:r>
+        <w:t xml:space="preserve">Tracks actionable items and support requests. Key columns include:</w:t>
+      </w:r>
+    </w:p>
+    <w:p>
+      <w:pPr>
+        <w:pStyle w:val="ListParagraph"/>
+        <w:numPr>
+          <w:ilvl w:val="0"/>
+          <w:numId w:val="1"/>
+        </w:numPr>
+      </w:pPr>
+      <w:r>
+        <w:t xml:space="preserve">• Metadata: Title, Description, ProjectId, TaskId, SystemId</w:t>
+      </w:r>
+    </w:p>
+    <w:p>
+      <w:pPr>
+        <w:pStyle w:val="ListParagraph"/>
+        <w:numPr>
+          <w:ilvl w:val="0"/>
+          <w:numId w:val="1"/>
+        </w:numPr>
+      </w:pPr>
+      <w:r>
+        <w:t xml:space="preserve">• People: CreatorId (Posted by), AssigneeId</w:t>
+      </w:r>
+    </w:p>
+    <w:p>
+      <w:pPr>
+        <w:pStyle w:val="ListParagraph"/>
+        <w:numPr>
+          <w:ilvl w:val="0"/>
+          <w:numId w:val="1"/>
+        </w:numPr>
+      </w:pPr>
+      <w:r>
+        <w:t xml:space="preserve">• Statuses: Status (Ongoing, Done, Close, Archive)</w:t>
+      </w:r>
+    </w:p>
+    <w:p>
+      <w:pPr>
+        <w:pStyle w:val="ListParagraph"/>
+        <w:numPr>
+          <w:ilvl w:val="0"/>
+          <w:numId w:val="1"/>
+        </w:numPr>
+      </w:pPr>
+      <w:r>
+        <w:t xml:space="preserve">• Timestamps: StartDate, DueDate, DoneDate, ClosedDate, ArchivedDate, ReopenedDate</w:t>
+      </w:r>
+    </w:p>
+    <w:p>
+      <w:pPr>
+        <w:pStyle w:val="Heading3"/>
+      </w:pPr>
+      <w:r>
+        <w:t xml:space="preserve">Comments Table</w:t>
+      </w:r>
+    </w:p>
+    <w:p>
+      <w:r>
+        <w:t xml:space="preserve">Stores real-time conversation threads tied to specific Tasks or Tickets.</w:t>
       </w:r>
     </w:p>
     <w:sectPr>
@@ -688,5 +700,67 @@
       <w:szCs w:val="20"/>
     </w:rPr>
   </w:style>
+  <w:style w:type="paragraph" w:styleId="Normal">
+    <w:name w:val="Normal"/>
+    <w:basedOn w:val="Normal"/>
+    <w:next w:val="Normal"/>
+    <w:pPr>
+      <w:spacing w:after="120"/>
+    </w:pPr>
+    <w:rPr>
+      <w:rFonts w:ascii="Calibri" w:cs="Calibri" w:eastAsia="Calibri" w:hAnsi="Calibri"/>
+      <w:color w:val="333333"/>
+      <w:sz w:val="22"/>
+      <w:szCs w:val="22"/>
+    </w:rPr>
+  </w:style>
+  <w:style w:type="paragraph" w:styleId="Heading1">
+    <w:name w:val="Heading 1"/>
+    <w:basedOn w:val="Normal"/>
+    <w:next w:val="Normal"/>
+    <w:pPr>
+      <w:spacing w:after="120" w:before="240"/>
+    </w:pPr>
+    <w:rPr>
+      <w:rFonts w:ascii="Calibri" w:cs="Calibri" w:eastAsia="Calibri" w:hAnsi="Calibri"/>
+      <w:b/>
+      <w:bCs/>
+      <w:color w:val="2C3E50"/>
+      <w:sz w:val="36"/>
+      <w:szCs w:val="36"/>
+    </w:rPr>
+  </w:style>
+  <w:style w:type="paragraph" w:styleId="Heading2">
+    <w:name w:val="Heading 2"/>
+    <w:basedOn w:val="Normal"/>
+    <w:next w:val="Normal"/>
+    <w:pPr>
+      <w:spacing w:after="100" w:before="200"/>
+    </w:pPr>
+    <w:rPr>
+      <w:rFonts w:ascii="Calibri" w:cs="Calibri" w:eastAsia="Calibri" w:hAnsi="Calibri"/>
+      <w:b/>
+      <w:bCs/>
+      <w:color w:val="34495E"/>
+      <w:sz w:val="28"/>
+      <w:szCs w:val="28"/>
+    </w:rPr>
+  </w:style>
+  <w:style w:type="paragraph" w:styleId="Heading3">
+    <w:name w:val="Heading 3"/>
+    <w:basedOn w:val="Normal"/>
+    <w:next w:val="Normal"/>
+    <w:pPr>
+      <w:spacing w:after="80" w:before="160"/>
+    </w:pPr>
+    <w:rPr>
+      <w:rFonts w:ascii="Calibri" w:cs="Calibri" w:eastAsia="Calibri" w:hAnsi="Calibri"/>
+      <w:b/>
+      <w:bCs/>
+      <w:color w:val="7F8C8D"/>
+      <w:sz w:val="24"/>
+      <w:szCs w:val="24"/>
+    </w:rPr>
+  </w:style>
 </w:styles>
 </file>